--- a/examples/filter/doc/README.docx
+++ b/examples/filter/doc/README.docx
@@ -2,7 +2,7 @@
 <file path=word/document.xml><?xml version="1.0" encoding="utf-8"?>
 <w:document xmlns:w="http://schemas.openxmlformats.org/wordprocessingml/2006/main" xmlns:m="http://schemas.openxmlformats.org/officeDocument/2006/math" xmlns:r="http://schemas.openxmlformats.org/officeDocument/2006/relationships" xmlns:o="urn:schemas-microsoft-com:office:office" xmlns:v="urn:schemas-microsoft-com:vml" xmlns:w10="urn:schemas-microsoft-com:office:word" xmlns:a="http://schemas.openxmlformats.org/drawingml/2006/main" xmlns:pic="http://schemas.openxmlformats.org/drawingml/2006/picture" xmlns:wp="http://schemas.openxmlformats.org/drawingml/2006/wordprocessingDrawing">
   <w:body>
-    <w:bookmarkStart w:id="28" w:name="filtering-examples"/>
+    <w:bookmarkStart w:id="29" w:name="filtering-examples"/>
     <w:p>
       <w:pPr>
         <w:pStyle w:val="Heading1"/>
@@ -231,7 +231,7 @@
       </w:r>
     </w:p>
     <w:bookmarkEnd w:id="18"/>
-    <w:bookmarkStart w:id="23" w:name="frequency-and-decomposition-methods"/>
+    <w:bookmarkStart w:id="24" w:name="frequency-and-decomposition-methods"/>
     <w:p>
       <w:pPr>
         <w:pStyle w:val="Heading2"/>
@@ -276,14 +276,14 @@
           <w:rPr>
             <w:rStyle w:val="Hyperlink"/>
           </w:rPr>
-          <w:t xml:space="preserve">10-wavelet-filter.md</w:t>
+          <w:t xml:space="preserve">16-gabor-filter.md</w:t>
         </w:r>
       </w:hyperlink>
       <w:r>
         <w:t xml:space="preserve"> </w:t>
       </w:r>
       <w:r>
-        <w:t xml:space="preserve">- denoise the signal at multiple scales with wavelets.</w:t>
+        <w:t xml:space="preserve">- apply localized frequency-aware smoothing with a one-dimensional Gabor kernel.</w:t>
       </w:r>
     </w:p>
     <w:p>
@@ -295,6 +295,29 @@
         </w:numPr>
       </w:pPr>
       <w:hyperlink r:id="rId21">
+        <w:r>
+          <w:rPr>
+            <w:rStyle w:val="Hyperlink"/>
+          </w:rPr>
+          <w:t xml:space="preserve">10-wavelet-filter.md</w:t>
+        </w:r>
+      </w:hyperlink>
+      <w:r>
+        <w:t xml:space="preserve"> </w:t>
+      </w:r>
+      <w:r>
+        <w:t xml:space="preserve">- denoise the signal at multiple scales with wavelets.</w:t>
+      </w:r>
+    </w:p>
+    <w:p>
+      <w:pPr>
+        <w:pStyle w:val="Compact"/>
+        <w:numPr>
+          <w:ilvl w:val="0"/>
+          <w:numId w:val="1003"/>
+        </w:numPr>
+      </w:pPr>
+      <w:hyperlink r:id="rId22">
         <w:r>
           <w:rPr>
             <w:rStyle w:val="Hyperlink"/>
@@ -317,7 +340,7 @@
           <w:numId w:val="1003"/>
         </w:numPr>
       </w:pPr>
-      <w:hyperlink r:id="rId22">
+      <w:hyperlink r:id="rId23">
         <w:r>
           <w:rPr>
             <w:rStyle w:val="Hyperlink"/>
@@ -332,8 +355,8 @@
         <w:t xml:space="preserve">- use a more robust EMD variant when noise and outliers are stronger.</w:t>
       </w:r>
     </w:p>
-    <w:bookmarkEnd w:id="23"/>
-    <w:bookmarkStart w:id="27" w:name="trend-state-and-seasonality"/>
+    <w:bookmarkEnd w:id="24"/>
+    <w:bookmarkStart w:id="28" w:name="trend-state-and-seasonality"/>
     <w:p>
       <w:pPr>
         <w:pStyle w:val="Heading2"/>
@@ -350,7 +373,7 @@
           <w:numId w:val="1004"/>
         </w:numPr>
       </w:pPr>
-      <w:hyperlink r:id="rId24">
+      <w:hyperlink r:id="rId25">
         <w:r>
           <w:rPr>
             <w:rStyle w:val="Hyperlink"/>
@@ -373,7 +396,7 @@
           <w:numId w:val="1004"/>
         </w:numPr>
       </w:pPr>
-      <w:hyperlink r:id="rId25">
+      <w:hyperlink r:id="rId26">
         <w:r>
           <w:rPr>
             <w:rStyle w:val="Hyperlink"/>
@@ -396,7 +419,7 @@
           <w:numId w:val="1004"/>
         </w:numPr>
       </w:pPr>
-      <w:hyperlink r:id="rId26">
+      <w:hyperlink r:id="rId27">
         <w:r>
           <w:rPr>
             <w:rStyle w:val="Hyperlink"/>
@@ -411,8 +434,8 @@
         <w:t xml:space="preserve">- remove recurring seasonal effects before forecasting.</w:t>
       </w:r>
     </w:p>
-    <w:bookmarkEnd w:id="27"/>
     <w:bookmarkEnd w:id="28"/>
+    <w:bookmarkEnd w:id="29"/>
     <w:sectPr>
       <w:footnotePr>
         <w:numRestart w:val="eachSect"/>
